--- a/SDLC 2026 - BSI Control Testing/BSI.IT.23.C13 Design of System/BSI.IT.23.C13_SDLC_Design_WT_Sample_of_1_NDF_3264.docx
+++ b/SDLC 2026 - BSI Control Testing/BSI.IT.23.C13 Design of System/BSI.IT.23.C13_SDLC_Design_WT_Sample_of_1_NDF_3264.docx
@@ -139,7 +139,7 @@
                 <w:color w:val="475569"/>
                 <w:sz w:val="14"/>
               </w:rPr>
-              <w:t>OPEN ITEMS</w:t>
+              <w:t>OBSERVATIONS</w:t>
             </w:r>
           </w:p>
         </w:tc>
@@ -225,7 +225,7 @@
                 <w:color w:val="17365D"/>
                 <w:sz w:val="26"/>
               </w:rPr>
-              <w:t>OI-03</w:t>
+              <w:t>OBS-04, 05, 11</w:t>
             </w:r>
           </w:p>
         </w:tc>
@@ -440,7 +440,7 @@
                 <w:i w:val="0"/>
                 <w:sz w:val="18"/>
               </w:rPr>
-              <w:t>08/05/2025 – Jose Luis Martinez Avial, Systems Development Director (prior cycle). 2026 confirmation with the control owner pending.</w:t>
+              <w:t>08/05/2025 – Jose Luis Martinez Avial, Systems Development Director (prior cycle). 2026 confirmation with the control owner to be obtained in the 2026 walkthrough.</w:t>
             </w:r>
           </w:p>
         </w:tc>
@@ -2178,14 +2178,14 @@
                 <w:i w:val="0"/>
                 <w:sz w:val="17"/>
               </w:rPr>
-              <w:t>3264 traced to release tickets; independent release list pending</w:t>
+              <w:t>3264 traced to release tickets; independent release list not provided (OBS-11)</w:t>
             </w:r>
           </w:p>
         </w:tc>
         <w:tc>
           <w:tcPr>
             <w:tcW w:type="dxa" w:w="1728"/>
-            <w:shd w:val="clear" w:color="auto" w:fill="FFF4E5"/>
+            <w:shd w:val="clear" w:color="auto" w:fill="E7F5EC"/>
           </w:tcPr>
           <w:p>
             <w:pPr>
@@ -2198,7 +2198,7 @@
                 <w:i w:val="0"/>
                 <w:sz w:val="17"/>
               </w:rPr>
-              <w:t>Pending – OI-03</w:t>
+              <w:t>Pass – OBS-11</w:t>
             </w:r>
           </w:p>
         </w:tc>
